--- a/Digital RealEstate SOPs/SOP-03 Landing Page Build.docx
+++ b/Digital RealEstate SOPs/SOP-03 Landing Page Build.docx
@@ -337,6 +337,37 @@
     <w:p>
       <w:r>
         <w:br w:type="page"/>
+      </w:r>
+    </w:p>
+    <w:p>
+      <w:pPr>
+        <w:shd w:fill="FFF3CD" w:color="auto" w:val="clear"/>
+        <w:spacing w:after="80" w:before="160"/>
+      </w:pPr>
+      <w:r>
+        <w:rPr>
+          <w:rFonts w:ascii="Arial" w:cs="Arial" w:eastAsia="Arial" w:hAnsi="Arial"/>
+          <w:b/>
+          <w:color w:val="856404"/>
+          <w:sz w:val="22"/>
+          <w:szCs w:val="22"/>
+        </w:rPr>
+        <w:t xml:space="preserve">⚠ LEGACY SOP — For Reference Only</w:t>
+      </w:r>
+    </w:p>
+    <w:p>
+      <w:pPr>
+        <w:shd w:fill="FFF3CD" w:color="auto" w:val="clear"/>
+        <w:spacing w:after="100" w:before="0"/>
+      </w:pPr>
+      <w:r>
+        <w:rPr>
+          <w:rFonts w:ascii="Arial" w:cs="Arial" w:eastAsia="Arial" w:hAnsi="Arial"/>
+          <w:color w:val="856404"/>
+          <w:sz w:val="20"/>
+          <w:szCs w:val="20"/>
+        </w:rPr>
+        <w:t xml:space="preserve">As of April 2026, new lead gen sites are built using the Astro framework. For all new builds, use SOP-09 (Astro Lead Gen Site — Full Build Process) instead of this document. SOP-03 documents the legacy single-file HTML approach and is retained as a reference for understanding the page structure and content requirements that apply to both approaches.</w:t>
       </w:r>
     </w:p>
     <w:p>

--- a/Digital RealEstate SOPs/SOP-03 Landing Page Build.docx
+++ b/Digital RealEstate SOPs/SOP-03 Landing Page Build.docx
@@ -337,37 +337,6 @@
     <w:p>
       <w:r>
         <w:br w:type="page"/>
-      </w:r>
-    </w:p>
-    <w:p>
-      <w:pPr>
-        <w:shd w:fill="FFF3CD" w:color="auto" w:val="clear"/>
-        <w:spacing w:after="80" w:before="160"/>
-      </w:pPr>
-      <w:r>
-        <w:rPr>
-          <w:rFonts w:ascii="Arial" w:cs="Arial" w:eastAsia="Arial" w:hAnsi="Arial"/>
-          <w:b/>
-          <w:color w:val="856404"/>
-          <w:sz w:val="22"/>
-          <w:szCs w:val="22"/>
-        </w:rPr>
-        <w:t xml:space="preserve">⚠ LEGACY SOP — For Reference Only</w:t>
-      </w:r>
-    </w:p>
-    <w:p>
-      <w:pPr>
-        <w:shd w:fill="FFF3CD" w:color="auto" w:val="clear"/>
-        <w:spacing w:after="100" w:before="0"/>
-      </w:pPr>
-      <w:r>
-        <w:rPr>
-          <w:rFonts w:ascii="Arial" w:cs="Arial" w:eastAsia="Arial" w:hAnsi="Arial"/>
-          <w:color w:val="856404"/>
-          <w:sz w:val="20"/>
-          <w:szCs w:val="20"/>
-        </w:rPr>
-        <w:t xml:space="preserve">As of April 2026, new lead gen sites are built using the Astro framework. For all new builds, use SOP-09 (Astro Lead Gen Site — Full Build Process) instead of this document. SOP-03 documents the legacy single-file HTML approach and is retained as a reference for understanding the page structure and content requirements that apply to both approaches.</w:t>
       </w:r>
     </w:p>
     <w:p>
